--- a/Files/09 - Misc/Bentching/Bentching.docx
+++ b/Files/09 - Misc/Bentching/Bentching.docx
@@ -100,6 +100,12 @@
           <w:rFonts w:ascii="Times New Roman" w:hAnsi="Times New Roman" w:cs="Times New Roman"/>
         </w:rPr>
         <w:t>name is R</w:t>
+      </w:r>
+      <w:r>
+        <w:rPr>
+          <w:rFonts w:ascii="Times New Roman" w:hAnsi="Times New Roman" w:cs="Times New Roman"/>
+        </w:rPr>
+        <w:t>’</w:t>
       </w:r>
       <w:r>
         <w:rPr>

--- a/Files/09 - Misc/Bentching/Bentching.docx
+++ b/Files/09 - Misc/Bentching/Bentching.docx
@@ -93,7 +93,25 @@
         <w:rPr>
           <w:rFonts w:ascii="Times New Roman" w:hAnsi="Times New Roman" w:cs="Times New Roman"/>
         </w:rPr>
-        <w:t xml:space="preserve">Rebbi </w:t>
+        <w:t>Rebbi</w:t>
+      </w:r>
+      <w:r>
+        <w:rPr>
+          <w:rFonts w:ascii="Times New Roman" w:hAnsi="Times New Roman" w:cs="Times New Roman"/>
+        </w:rPr>
+        <w:t>’</w:t>
+      </w:r>
+      <w:r>
+        <w:rPr>
+          <w:rFonts w:ascii="Times New Roman" w:hAnsi="Times New Roman" w:cs="Times New Roman"/>
+        </w:rPr>
+        <w:t>s</w:t>
+      </w:r>
+      <w:r>
+        <w:rPr>
+          <w:rFonts w:ascii="Times New Roman" w:hAnsi="Times New Roman" w:cs="Times New Roman"/>
+        </w:rPr>
+        <w:t xml:space="preserve"> </w:t>
       </w:r>
       <w:r>
         <w:rPr>
@@ -182,7 +200,32 @@
         <w:rPr>
           <w:rFonts w:ascii="Times New Roman" w:hAnsi="Times New Roman" w:cs="Times New Roman"/>
         </w:rPr>
-        <w:t>s name, Devorah, he told me an interesting vertel which I wanted to share with you. And it goes like this:</w:t>
+        <w:t xml:space="preserve">s name, </w:t>
+      </w:r>
+      <w:r>
+        <w:rPr>
+          <w:rFonts w:ascii="Times New Roman" w:hAnsi="Times New Roman" w:cs="Times New Roman" w:hint="cs"/>
+          <w:rtl/>
+        </w:rPr>
+        <w:t>דברה</w:t>
+      </w:r>
+      <w:r>
+        <w:rPr>
+          <w:rFonts w:ascii="Times New Roman" w:hAnsi="Times New Roman" w:cs="Times New Roman"/>
+        </w:rPr>
+        <w:t xml:space="preserve">, he told me an interesting </w:t>
+      </w:r>
+      <w:r>
+        <w:rPr>
+          <w:rFonts w:ascii="Times New Roman" w:hAnsi="Times New Roman" w:cs="Times New Roman"/>
+        </w:rPr>
+        <w:t>vort</w:t>
+      </w:r>
+      <w:r>
+        <w:rPr>
+          <w:rFonts w:ascii="Times New Roman" w:hAnsi="Times New Roman" w:cs="Times New Roman"/>
+        </w:rPr>
+        <w:t xml:space="preserve"> which I wanted to share with you. And it goes like this:</w:t>
       </w:r>
     </w:p>
     <w:p>
@@ -210,13 +253,25 @@
         <w:rPr>
           <w:rFonts w:ascii="Times New Roman" w:hAnsi="Times New Roman" w:cs="Times New Roman"/>
         </w:rPr>
-        <w:t>H</w:t>
-      </w:r>
-      <w:r>
-        <w:rPr>
-          <w:rFonts w:ascii="Times New Roman" w:hAnsi="Times New Roman" w:cs="Times New Roman"/>
-        </w:rPr>
-        <w:t xml:space="preserve">e asked me, </w:t>
+        <w:t>R</w:t>
+      </w:r>
+      <w:r>
+        <w:rPr>
+          <w:rFonts w:ascii="Times New Roman" w:hAnsi="Times New Roman" w:cs="Times New Roman"/>
+        </w:rPr>
+        <w:t>’</w:t>
+      </w:r>
+      <w:r>
+        <w:rPr>
+          <w:rFonts w:ascii="Times New Roman" w:hAnsi="Times New Roman" w:cs="Times New Roman"/>
+        </w:rPr>
+        <w:t xml:space="preserve"> Halbertal</w:t>
+      </w:r>
+      <w:r>
+        <w:rPr>
+          <w:rFonts w:ascii="Times New Roman" w:hAnsi="Times New Roman" w:cs="Times New Roman"/>
+        </w:rPr>
+        <w:t xml:space="preserve"> asked me, </w:t>
       </w:r>
       <w:r>
         <w:rPr>
@@ -573,7 +628,19 @@
         <w:rPr>
           <w:rFonts w:ascii="Times New Roman" w:hAnsi="Times New Roman" w:cs="Times New Roman"/>
         </w:rPr>
-        <w:t>ver since I heard that, every time I bench, I think of this dvar Torah. And you should have good kavanas when you bench, and with all the tefillos that you do.</w:t>
+        <w:t>ver since I heard that, every time I bench, I think of this dvar Torah. And you should have good kavan</w:t>
+      </w:r>
+      <w:r>
+        <w:rPr>
+          <w:rFonts w:ascii="Times New Roman" w:hAnsi="Times New Roman" w:cs="Times New Roman"/>
+        </w:rPr>
+        <w:t>o</w:t>
+      </w:r>
+      <w:r>
+        <w:rPr>
+          <w:rFonts w:ascii="Times New Roman" w:hAnsi="Times New Roman" w:cs="Times New Roman"/>
+        </w:rPr>
+        <w:t>s when you bench, and with all the tefillos that you do.</w:t>
       </w:r>
     </w:p>
     <w:sectPr>

--- a/Files/09 - Misc/Bentching/Bentching.docx
+++ b/Files/09 - Misc/Bentching/Bentching.docx
@@ -220,6 +220,24 @@
           <w:rFonts w:ascii="Times New Roman" w:hAnsi="Times New Roman" w:cs="Times New Roman"/>
         </w:rPr>
         <w:t>vort</w:t>
+      </w:r>
+      <w:r>
+        <w:rPr>
+          <w:rFonts w:ascii="Times New Roman" w:hAnsi="Times New Roman" w:cs="Times New Roman"/>
+        </w:rPr>
+        <w:t xml:space="preserve"> from R</w:t>
+      </w:r>
+      <w:r>
+        <w:rPr>
+          <w:rFonts w:ascii="Times New Roman" w:hAnsi="Times New Roman" w:cs="Times New Roman"/>
+        </w:rPr>
+        <w:t>’</w:t>
+      </w:r>
+      <w:r>
+        <w:rPr>
+          <w:rFonts w:ascii="Times New Roman" w:hAnsi="Times New Roman" w:cs="Times New Roman"/>
+        </w:rPr>
+        <w:t xml:space="preserve"> Moshe Meir Weiss</w:t>
       </w:r>
       <w:r>
         <w:rPr>
